--- a/beck/docs/architecture_beck.docx
+++ b/beck/docs/architecture_beck.docx
@@ -12,7 +12,7 @@
     </w:p>
     <w:p>
       <w:r>
-        <w:t>Дата формирования: 23.04.2026 17:41.</w:t>
+        <w:t>Дата формирования: 23.04.2026 17:53.</w:t>
       </w:r>
     </w:p>
     <w:p>
